--- a/Zerde_ZhI_frazeologizm/ZhI_deklaratsiyasy.docx
+++ b/Zerde_ZhI_frazeologizm/ZhI_deklaratsiyasy.docx
@@ -114,23 +114,6 @@
           <w:szCs w:val="24"/>
         </w:rPr>
         <w:t xml:space="preserve">ЖИ пайдалану мәртебесі:  ☐ жасанды интеллект пайдаланылмады;  ☒ жасанды интеллект пайдаланылды.</w:t>
-      </w:r>
-    </w:p>
-    <w:p>
-      <w:pPr>
-        <w:spacing w:after="120" w:before="60" w:line="276"/>
-        <w:jc w:val="both"/>
-      </w:pPr>
-      <w:r>
-        <w:rPr>
-          <w:rFonts w:ascii="Times New Roman" w:cs="Times New Roman" w:eastAsia="Times New Roman" w:hAnsi="Times New Roman"/>
-          <w:b w:val="false"/>
-          <w:bCs w:val="false"/>
-          <w:sz w:val="22"/>
-          <w:szCs w:val="22"/>
-          <w:highlight w:val="yellow"/>
-        </w:rPr>
-        <w:t xml:space="preserve">НҰСҚАУ (тапсыру алдында өшіріледі): Декларация шындыққа толық сәйкес болуы тиіс (Ережелердің 4.9–4.10-тармақтары). ЖИ-ді шын мәнінде қалай пайдаланғаныңызды өзіңіз тексеріп, жолдарды түзетіңіз. Есіңізде болсын: ЖИ жасаған дайын мәтінді немесе оның мазмұндық бөлімдерін жұмыс ретінде ұсынуға болмайды – мәтінді өз сөзіңізбен жазыңыз.</w:t>
       </w:r>
     </w:p>
     <w:tbl>
@@ -362,70 +345,7 @@
                 <w:sz w:val="22"/>
                 <w:szCs w:val="22"/>
               </w:rPr>
-              <w:t xml:space="preserve">ЖИ-1 – </w:t>
-            </w:r>
-            <w:r>
-              <w:rPr>
-                <w:rFonts w:ascii="Times New Roman" w:cs="Times New Roman" w:eastAsia="Times New Roman" w:hAnsi="Times New Roman"/>
-                <w:b w:val="false"/>
-                <w:bCs w:val="false"/>
-                <w:sz w:val="22"/>
-                <w:szCs w:val="22"/>
-                <w:highlight w:val="yellow"/>
-              </w:rPr>
-              <w:t xml:space="preserve">[атауы, нұсқасы]</w:t>
-            </w:r>
-            <w:r>
-              <w:rPr>
-                <w:rFonts w:ascii="Times New Roman" w:cs="Times New Roman" w:eastAsia="Times New Roman" w:hAnsi="Times New Roman"/>
-                <w:b w:val="false"/>
-                <w:bCs w:val="false"/>
-                <w:sz w:val="22"/>
-                <w:szCs w:val="22"/>
-              </w:rPr>
-              <w:t xml:space="preserve">, ЖИ-2 – </w:t>
-            </w:r>
-            <w:r>
-              <w:rPr>
-                <w:rFonts w:ascii="Times New Roman" w:cs="Times New Roman" w:eastAsia="Times New Roman" w:hAnsi="Times New Roman"/>
-                <w:b w:val="false"/>
-                <w:bCs w:val="false"/>
-                <w:sz w:val="22"/>
-                <w:szCs w:val="22"/>
-                <w:highlight w:val="yellow"/>
-              </w:rPr>
-              <w:t xml:space="preserve">[атауы, нұсқасы]</w:t>
-            </w:r>
-            <w:r>
-              <w:rPr>
-                <w:rFonts w:ascii="Times New Roman" w:cs="Times New Roman" w:eastAsia="Times New Roman" w:hAnsi="Times New Roman"/>
-                <w:b w:val="false"/>
-                <w:bCs w:val="false"/>
-                <w:sz w:val="22"/>
-                <w:szCs w:val="22"/>
-              </w:rPr>
-              <w:t xml:space="preserve">, ЖИ-3 – </w:t>
-            </w:r>
-            <w:r>
-              <w:rPr>
-                <w:rFonts w:ascii="Times New Roman" w:cs="Times New Roman" w:eastAsia="Times New Roman" w:hAnsi="Times New Roman"/>
-                <w:b w:val="false"/>
-                <w:bCs w:val="false"/>
-                <w:sz w:val="22"/>
-                <w:szCs w:val="22"/>
-                <w:highlight w:val="yellow"/>
-              </w:rPr>
-              <w:t xml:space="preserve">[атауы, нұсқасы]</w:t>
-            </w:r>
-            <w:r>
-              <w:rPr>
-                <w:rFonts w:ascii="Times New Roman" w:cs="Times New Roman" w:eastAsia="Times New Roman" w:hAnsi="Times New Roman"/>
-                <w:b w:val="false"/>
-                <w:bCs w:val="false"/>
-                <w:sz w:val="22"/>
-                <w:szCs w:val="22"/>
-              </w:rPr>
-              <w:t xml:space="preserve"> – зерттеу нысаны ретінде;</w:t>
+              <w:t xml:space="preserve">ChatGPT (OpenAI), DeepSeek, Gemini (Google) – тегін нұсқалары, зерттеу нысаны ретінде;</w:t>
             </w:r>
           </w:p>
           <w:p>
@@ -440,9 +360,8 @@
                 <w:bCs w:val="false"/>
                 <w:sz w:val="22"/>
                 <w:szCs w:val="22"/>
-                <w:highlight w:val="yellow"/>
-              </w:rPr>
-              <w:t xml:space="preserve">[Көмекші ретінде пайдаланылған ЖИ құралы, мысалы: Claude (Anthropic)]</w:t>
+              </w:rPr>
+              <w:t xml:space="preserve">Claude (Anthropic) – көмекші құрал ретінде</w:t>
             </w:r>
           </w:p>
         </w:tc>
@@ -549,7 +468,7 @@
                 <w:sz w:val="22"/>
                 <w:szCs w:val="22"/>
               </w:rPr>
-              <w:t xml:space="preserve">ЖИ-1, ЖИ-2, ЖИ-3: 4-кезең (тәжірибе) – зерттеу нысаны: олардың фразеологизмдерді түсіндіру сапасы тексерілді.</w:t>
+              <w:t xml:space="preserve">ChatGPT, DeepSeek, Gemini: 4-кезең (тәжірибе) – зерттеу нысаны, олардың тұрақты тіркестерді түсіндіру сапасы тексерілді.</w:t>
             </w:r>
           </w:p>
           <w:p>
@@ -564,30 +483,8 @@
                 <w:bCs w:val="false"/>
                 <w:sz w:val="22"/>
                 <w:szCs w:val="22"/>
-                <w:highlight w:val="yellow"/>
-              </w:rPr>
-              <w:t xml:space="preserve">[Көмекші ЖИ]</w:t>
-            </w:r>
-            <w:r>
-              <w:rPr>
-                <w:rFonts w:ascii="Times New Roman" w:cs="Times New Roman" w:eastAsia="Times New Roman" w:hAnsi="Times New Roman"/>
-                <w:b w:val="false"/>
-                <w:bCs w:val="false"/>
-                <w:sz w:val="22"/>
-                <w:szCs w:val="22"/>
-              </w:rPr>
-              <w:t xml:space="preserve">: </w:t>
-            </w:r>
-            <w:r>
-              <w:rPr>
-                <w:rFonts w:ascii="Times New Roman" w:cs="Times New Roman" w:eastAsia="Times New Roman" w:hAnsi="Times New Roman"/>
-                <w:b w:val="false"/>
-                <w:bCs w:val="false"/>
-                <w:sz w:val="22"/>
-                <w:szCs w:val="22"/>
-                <w:highlight w:val="yellow"/>
-              </w:rPr>
-              <w:t xml:space="preserve">[кезеңі мен мақсатын нақты жазыңыз, мысалы: жұмыс құрылымын жоспарлау, әдістемені нақтылау, мәтінді тілдік редакциялау, өзім жинаған деректер бойынша кесте мен диаграмма жасау]</w:t>
+              </w:rPr>
+              <w:t xml:space="preserve">Claude: 3–5-кезеңдер – жұмыстың құрылымын жоспарлау, тәжірибе кестесі мен бағалау шкаласының үлгісін жасау, мәтінді тілдік редакциялау, өзім жинаған деректер бойынша кесте мен диаграмма жасау</w:t>
             </w:r>
           </w:p>
         </w:tc>
@@ -694,7 +591,7 @@
                 <w:sz w:val="22"/>
                 <w:szCs w:val="22"/>
               </w:rPr>
-              <w:t xml:space="preserve">ЖИ-1–3: «"…" деген тұрақты тіркестің мағынасы қандай?…»; «…тіркеске мағынасы жақын (қарама-қарсы) тұрақты тіркес ата»; «"…" мағынасын беретін 5 тұрақты тіркес жаз» (толық мәтіні – Б қосымшасында).</w:t>
+              <w:t xml:space="preserve">ChatGPT, DeepSeek, Gemini: «„…“ деген тұрақты тіркестің мағынасы қандай?…»; «…тіркеске мағынасы жақын (қарама-қарсы) тұрақты тіркес ата»; «„…“ мағынасын беретін 5 тұрақты тіркес жаз» (толық мәтіні – Б қосымшасында).</w:t>
             </w:r>
           </w:p>
           <w:p>
@@ -709,9 +606,8 @@
                 <w:bCs w:val="false"/>
                 <w:sz w:val="22"/>
                 <w:szCs w:val="22"/>
-                <w:highlight w:val="yellow"/>
-              </w:rPr>
-              <w:t xml:space="preserve">[Көмекші ЖИ-ге берілген сұраныстар]</w:t>
+              </w:rPr>
+              <w:t xml:space="preserve">Claude: «Зерде» ережесіне сай жұмыс құрылымын ұсын; тәжірибе кестесін жаса; менің нәтижелерім бойынша кесте мен диаграмма жаса; мәтінді түзет</w:t>
             </w:r>
           </w:p>
         </w:tc>
@@ -818,7 +714,7 @@
                 <w:sz w:val="22"/>
                 <w:szCs w:val="22"/>
               </w:rPr>
-              <w:t xml:space="preserve">ЖИ-1–3 жауаптары – зерттеу деректері: 7–11-кестелер, 4–5-суреттер, Б қосымшасы.</w:t>
+              <w:t xml:space="preserve">ChatGPT, DeepSeek, Gemini жауаптары – зерттеу деректері: 7–11-кестелер, 4–5-суреттер, Б қосымшасы.</w:t>
             </w:r>
           </w:p>
           <w:p>
@@ -833,9 +729,8 @@
                 <w:bCs w:val="false"/>
                 <w:sz w:val="22"/>
                 <w:szCs w:val="22"/>
-                <w:highlight w:val="yellow"/>
-              </w:rPr>
-              <w:t xml:space="preserve">[Көмекші ЖИ нәтижесі қай бөлімде, бетте, суретте пайдаланылды]</w:t>
+              </w:rPr>
+              <w:t xml:space="preserve">Claude: жұмыстың құрылымы, 1–11-кестелер мен 1–6-суреттердің ресімделуі, мәтіннің редакциясы (барлық бөлім)</w:t>
             </w:r>
           </w:p>
         </w:tc>
@@ -942,24 +837,7 @@
                 <w:sz w:val="22"/>
                 <w:szCs w:val="22"/>
               </w:rPr>
-              <w:t xml:space="preserve">ЖИ-1–3 жауаптарының әрқайсысы І. Кеңесбаевтың фразеологиялық сөздігімен және қазақ тілінің түсіндірме сөздігімен салыстырылды; күмәнді жауаптар жетекшімен бірге қайта бағаланды.</w:t>
-            </w:r>
-          </w:p>
-          <w:p>
-            <w:pPr>
-              <w:spacing w:line="240"/>
-              <w:jc w:val="left"/>
-            </w:pPr>
-            <w:r>
-              <w:rPr>
-                <w:rFonts w:ascii="Times New Roman" w:cs="Times New Roman" w:eastAsia="Times New Roman" w:hAnsi="Times New Roman"/>
-                <w:b w:val="false"/>
-                <w:bCs w:val="false"/>
-                <w:sz w:val="22"/>
-                <w:szCs w:val="22"/>
-                <w:highlight w:val="yellow"/>
-              </w:rPr>
-              <w:t xml:space="preserve">[Көмекші ЖИ ұсынған мәліметтер мен дереккөздерді қалай тексердіңіз]</w:t>
+              <w:t xml:space="preserve">ЖИ жауаптарының әрқайсысы І. Кеңесбаевтың фразеологиялық сөздігімен және қазақ тілінің түсіндірме сөздігімен салыстырылды; күмәнді жауаптар жетекшімен бірге қайта бағаланды. Кестелердегі сандар тәжірибе кестесімен қайта салыстырылып тексерілді; дереккөздер тізімі кітапханада тексерілді</w:t>
             </w:r>
           </w:p>
         </w:tc>
@@ -1065,9 +943,19 @@
                 <w:bCs w:val="false"/>
                 <w:sz w:val="22"/>
                 <w:szCs w:val="22"/>
+              </w:rPr>
+              <w:t xml:space="preserve">Тәжірибенің барлық сұраныстарын өзім бердім, ЖИ жауаптарын сөздікпен салыстырып, баллды өзім қойдым. </w:t>
+            </w:r>
+            <w:r>
+              <w:rPr>
+                <w:rFonts w:ascii="Times New Roman" w:cs="Times New Roman" w:eastAsia="Times New Roman" w:hAnsi="Times New Roman"/>
+                <w:b w:val="false"/>
+                <w:bCs w:val="false"/>
+                <w:sz w:val="22"/>
+                <w:szCs w:val="22"/>
                 <w:highlight w:val="yellow"/>
               </w:rPr>
-              <w:t xml:space="preserve">[Өз сөзіңізбен жазыңыз: нені өзгерттіңіз, нені өзіңіз қостыңыз, қай бөлімдерді өзіңіз жаздыңыз]</w:t>
+              <w:t xml:space="preserve">[Көмекші ЖИ ұсынған мәтінге өз бетіңізше не өзгерткеніңізді, нені қосқаныңызды нақты жазыңыз]</w:t>
             </w:r>
           </w:p>
         </w:tc>
